--- a/00-首页/题组Word/初赛模拟卷/真题版式/初赛模拟卷XII（非有机·学生版·真题版式）.docx
+++ b/00-首页/题组Word/初赛模拟卷/真题版式/初赛模拟卷XII（非有机·学生版·真题版式）.docx
@@ -3677,7 +3677,7 @@
             <w:rPr>
               <w:rFonts w:ascii="Times New Roman" w:hAnsi="Times New Roman" w:cs="Times New Roman" w:eastAsia="SimSun"/>
             </w:rPr>
-            <m:t>/</m:t>
+            <m:t>⋅</m:t>
           </m:r>
           <m:r>
             <m:rPr>
@@ -3697,15 +3697,39 @@
             </w:rPr>
             <m:t>o</m:t>
           </m:r>
-          <m:r>
-            <m:rPr>
-              <m:sty m:val="p"/>
-            </m:rPr>
-            <w:rPr>
-              <w:rFonts w:ascii="Times New Roman" w:hAnsi="Times New Roman" w:cs="Times New Roman" w:eastAsia="SimSun"/>
-            </w:rPr>
-            <m:t>l</m:t>
-          </m:r>
+          <m:sSup>
+            <m:e>
+              <m:r>
+                <m:rPr>
+                  <m:sty m:val="p"/>
+                </m:rPr>
+                <w:rPr>
+                  <w:rFonts w:ascii="Times New Roman" w:hAnsi="Times New Roman" w:cs="Times New Roman" w:eastAsia="SimSun"/>
+                </w:rPr>
+                <m:t>l</m:t>
+              </m:r>
+            </m:e>
+            <m:sup>
+              <m:r>
+                <m:rPr>
+                  <m:sty m:val="p"/>
+                </m:rPr>
+                <w:rPr>
+                  <w:rFonts w:ascii="Times New Roman" w:hAnsi="Times New Roman" w:cs="Times New Roman" w:eastAsia="SimSun"/>
+                </w:rPr>
+                <m:t>−</m:t>
+              </m:r>
+              <m:r>
+                <m:rPr>
+                  <m:sty m:val="p"/>
+                </m:rPr>
+                <w:rPr>
+                  <w:rFonts w:ascii="Times New Roman" w:hAnsi="Times New Roman" w:cs="Times New Roman" w:eastAsia="SimSun"/>
+                </w:rPr>
+                <m:t>1</m:t>
+              </m:r>
+            </m:sup>
+          </m:sSup>
         </m:oMath>
       </m:oMathPara>
     </w:p>
@@ -4116,7 +4140,7 @@
             <w:rPr>
               <w:rFonts w:ascii="Times New Roman" w:hAnsi="Times New Roman" w:cs="Times New Roman" w:eastAsia="SimSun"/>
             </w:rPr>
-            <m:t>/</m:t>
+            <m:t>⋅</m:t>
           </m:r>
           <m:r>
             <m:rPr>
@@ -4136,15 +4160,39 @@
             </w:rPr>
             <m:t>o</m:t>
           </m:r>
-          <m:r>
-            <m:rPr>
-              <m:sty m:val="p"/>
-            </m:rPr>
-            <w:rPr>
-              <w:rFonts w:ascii="Times New Roman" w:hAnsi="Times New Roman" w:cs="Times New Roman" w:eastAsia="SimSun"/>
-            </w:rPr>
-            <m:t>l</m:t>
-          </m:r>
+          <m:sSup>
+            <m:e>
+              <m:r>
+                <m:rPr>
+                  <m:sty m:val="p"/>
+                </m:rPr>
+                <w:rPr>
+                  <w:rFonts w:ascii="Times New Roman" w:hAnsi="Times New Roman" w:cs="Times New Roman" w:eastAsia="SimSun"/>
+                </w:rPr>
+                <m:t>l</m:t>
+              </m:r>
+            </m:e>
+            <m:sup>
+              <m:r>
+                <m:rPr>
+                  <m:sty m:val="p"/>
+                </m:rPr>
+                <w:rPr>
+                  <w:rFonts w:ascii="Times New Roman" w:hAnsi="Times New Roman" w:cs="Times New Roman" w:eastAsia="SimSun"/>
+                </w:rPr>
+                <m:t>−</m:t>
+              </m:r>
+              <m:r>
+                <m:rPr>
+                  <m:sty m:val="p"/>
+                </m:rPr>
+                <w:rPr>
+                  <w:rFonts w:ascii="Times New Roman" w:hAnsi="Times New Roman" w:cs="Times New Roman" w:eastAsia="SimSun"/>
+                </w:rPr>
+                <m:t>1</m:t>
+              </m:r>
+            </m:sup>
+          </m:sSup>
         </m:oMath>
       </m:oMathPara>
     </w:p>
@@ -4495,7 +4543,22 @@
         <w:rPr>
           <w:rFonts w:ascii="Times New Roman" w:hAnsi="Times New Roman" w:cs="Times New Roman" w:eastAsia="SimSun"/>
         </w:rPr>
-        <w:t xml:space="preserve">（y&lt;0.5），具有氧额外掺杂的萤石型结构。3-1掺杂的氧原子位于晶体的八面体空隙中。指出其填隙率，可用x表示，假设x&gt;0。</w:t>
+        <w:t xml:space="preserve">（y&lt;0.5），具有氧额外掺杂的萤石型结构。</w:t>
+      </w:r>
+    </w:p>
+    <w:p>
+      <w:pPr>
+        <w:pStyle w:val="BodyText"/>
+        <w:spacing w:before="0" w:after="0" w:line="276" w:lineRule="auto"/>
+      </w:pPr>
+      <w:r>
+        <w:t xml:space="preserve">5-1 </w:t>
+      </w:r>
+      <w:r>
+        <w:rPr>
+          <w:rFonts w:ascii="Times New Roman" w:hAnsi="Times New Roman" w:cs="Times New Roman" w:eastAsia="SimSun"/>
+        </w:rPr>
+        <w:t xml:space="preserve">掺杂的氧原子位于晶体的八面体空隙中。指出其填隙率，可用x表示，假设x&gt;0。</w:t>
       </w:r>
     </w:p>
     <w:p>
@@ -4708,7 +4771,7 @@
                     <w:rPr>
                       <w:rFonts w:ascii="Times New Roman" w:hAnsi="Times New Roman" w:cs="Times New Roman" w:eastAsia="SimSun"/>
                     </w:rPr>
-                    <m:t>∘</m:t>
+                    <m:t>⊖</m:t>
                   </m:r>
                 </m:sup>
               </m:sSubSup>
@@ -4823,7 +4886,7 @@
                     <w:rPr>
                       <w:rFonts w:ascii="Times New Roman" w:hAnsi="Times New Roman" w:cs="Times New Roman" w:eastAsia="SimSun"/>
                     </w:rPr>
-                    <m:t>∘</m:t>
+                    <m:t>⊖</m:t>
                   </m:r>
                 </m:sup>
               </m:sSubSup>
@@ -4989,7 +5052,7 @@
                     <w:rPr>
                       <w:rFonts w:ascii="Times New Roman" w:hAnsi="Times New Roman" w:cs="Times New Roman" w:eastAsia="SimSun"/>
                     </w:rPr>
-                    <m:t>∘</m:t>
+                    <m:t>⊖</m:t>
                   </m:r>
                 </m:sup>
               </m:sSubSup>
@@ -5728,7 +5791,7 @@
               <w:rPr>
                 <w:rFonts w:ascii="Times New Roman" w:hAnsi="Times New Roman" w:cs="Times New Roman" w:eastAsia="SimSun"/>
               </w:rPr>
-              <m:t>∘</m:t>
+              <m:t>⊖</m:t>
             </m:r>
           </m:sup>
         </m:sSup>
@@ -8209,7 +8272,90 @@
         <w:t xml:space="preserve">(以</w:t>
       </w:r>
       <w:r>
-        <w:t xml:space="preserve"> kJ/mol </w:t>
+        <w:t xml:space="preserve"> </w:t>
+      </w:r>
+      <m:oMath>
+        <m:r>
+          <m:rPr>
+            <m:sty m:val="p"/>
+          </m:rPr>
+          <w:rPr>
+            <w:rFonts w:ascii="Times New Roman" w:hAnsi="Times New Roman" w:cs="Times New Roman" w:eastAsia="SimSun"/>
+          </w:rPr>
+          <m:t>k</m:t>
+        </m:r>
+        <m:r>
+          <m:rPr>
+            <m:sty m:val="p"/>
+          </m:rPr>
+          <w:rPr>
+            <w:rFonts w:ascii="Times New Roman" w:hAnsi="Times New Roman" w:cs="Times New Roman" w:eastAsia="SimSun"/>
+          </w:rPr>
+          <m:t>J</m:t>
+        </m:r>
+        <m:r>
+          <m:rPr>
+            <m:sty m:val="p"/>
+          </m:rPr>
+          <w:rPr>
+            <w:rFonts w:ascii="Times New Roman" w:hAnsi="Times New Roman" w:cs="Times New Roman" w:eastAsia="SimSun"/>
+          </w:rPr>
+          <m:t>⋅</m:t>
+        </m:r>
+        <m:r>
+          <m:rPr>
+            <m:sty m:val="p"/>
+          </m:rPr>
+          <w:rPr>
+            <w:rFonts w:ascii="Times New Roman" w:hAnsi="Times New Roman" w:cs="Times New Roman" w:eastAsia="SimSun"/>
+          </w:rPr>
+          <m:t>m</m:t>
+        </m:r>
+        <m:r>
+          <m:rPr>
+            <m:sty m:val="p"/>
+          </m:rPr>
+          <w:rPr>
+            <w:rFonts w:ascii="Times New Roman" w:hAnsi="Times New Roman" w:cs="Times New Roman" w:eastAsia="SimSun"/>
+          </w:rPr>
+          <m:t>o</m:t>
+        </m:r>
+        <m:sSup>
+          <m:e>
+            <m:r>
+              <m:rPr>
+                <m:sty m:val="p"/>
+              </m:rPr>
+              <w:rPr>
+                <w:rFonts w:ascii="Times New Roman" w:hAnsi="Times New Roman" w:cs="Times New Roman" w:eastAsia="SimSun"/>
+              </w:rPr>
+              <m:t>l</m:t>
+            </m:r>
+          </m:e>
+          <m:sup>
+            <m:r>
+              <m:rPr>
+                <m:sty m:val="p"/>
+              </m:rPr>
+              <w:rPr>
+                <w:rFonts w:ascii="Times New Roman" w:hAnsi="Times New Roman" w:cs="Times New Roman" w:eastAsia="SimSun"/>
+              </w:rPr>
+              <m:t>−</m:t>
+            </m:r>
+            <m:r>
+              <m:rPr>
+                <m:sty m:val="p"/>
+              </m:rPr>
+              <w:rPr>
+                <w:rFonts w:ascii="Times New Roman" w:hAnsi="Times New Roman" w:cs="Times New Roman" w:eastAsia="SimSun"/>
+              </w:rPr>
+              <m:t>1</m:t>
+            </m:r>
+          </m:sup>
+        </m:sSup>
+      </m:oMath>
+      <w:r>
+        <w:t xml:space="preserve"> </w:t>
       </w:r>
       <w:r>
         <w:rPr>
@@ -8554,6 +8700,39 @@
       </w:r>
       <w:r>
         <w:t xml:space="preserve"> c = 299792458 m/s)</w:t>
+      </w:r>
+    </w:p>
+    <w:p>
+      <w:pPr>
+        <w:pStyle w:val="BodyText"/>
+        <w:spacing w:before="0" w:after="0" w:line="276" w:lineRule="auto"/>
+      </w:pPr>
+      <w:r>
+        <w:t xml:space="preserve">7-3 </w:t>
+      </w:r>
+      <w:r>
+        <w:rPr>
+          <w:rFonts w:ascii="Times New Roman" w:hAnsi="Times New Roman" w:cs="Times New Roman" w:eastAsia="SimSun"/>
+        </w:rPr>
+        <w:t xml:space="preserve">根据下表数据，计算</w:t>
+      </w:r>
+      <w:r>
+        <w:t xml:space="preserve"> NaCl </w:t>
+      </w:r>
+      <w:r>
+        <w:rPr>
+          <w:rFonts w:ascii="Times New Roman" w:hAnsi="Times New Roman" w:cs="Times New Roman" w:eastAsia="SimSun"/>
+        </w:rPr>
+        <w:t xml:space="preserve">在</w:t>
+      </w:r>
+      <w:r>
+        <w:t xml:space="preserve"> 298.15 K </w:t>
+      </w:r>
+      <w:r>
+        <w:rPr>
+          <w:rFonts w:ascii="Times New Roman" w:hAnsi="Times New Roman" w:cs="Times New Roman" w:eastAsia="SimSun"/>
+        </w:rPr>
+        <w:t xml:space="preserve">下的标准摩尔生成焓。</w:t>
       </w:r>
     </w:p>
     <w:tbl>
@@ -8572,8 +8751,8 @@
         <w:tblLook w:firstRow="1" w:lastRow="0" w:firstColumn="0" w:lastColumn="0" w:noHBand="0" w:noVBand="0" w:val="0020"/>
       </w:tblPr>
       <w:tblGrid>
-        <w:gridCol w:w="6247"/>
-        <w:gridCol w:w="3505"/>
+        <w:gridCol w:w="7173"/>
+        <w:gridCol w:w="2579"/>
       </w:tblGrid>
       <w:tr>
         <w:trPr>
@@ -8581,7 +8760,7 @@
         </w:trPr>
         <w:tc>
           <w:tcPr>
-            <w:tcW w:type="dxa" w:w="6247"/>
+            <w:tcW w:type="dxa" w:w="7173"/>
           </w:tcPr>
           <w:tcPr/>
           <w:p>
@@ -8599,7 +8778,7 @@
         </w:tc>
         <w:tc>
           <w:tcPr>
-            <w:tcW w:type="dxa" w:w="3505"/>
+            <w:tcW w:type="dxa" w:w="2579"/>
           </w:tcPr>
           <w:tcPr/>
           <w:p>
@@ -8607,8 +8786,109 @@
               <w:pStyle w:val="Compact"/>
               <w:jc w:val="center"/>
             </w:pPr>
+            <m:oMath>
+              <m:r>
+                <m:rPr>
+                  <m:sty m:val="p"/>
+                </m:rPr>
+                <w:rPr>
+                  <w:rFonts w:ascii="Times New Roman" w:hAnsi="Times New Roman" w:cs="Times New Roman" w:eastAsia="SimSun"/>
+                </w:rPr>
+                <m:t>Δ</m:t>
+              </m:r>
+              <m:r>
+                <w:rPr>
+                  <w:rFonts w:ascii="Times New Roman" w:hAnsi="Times New Roman" w:cs="Times New Roman" w:eastAsia="SimSun"/>
+                </w:rPr>
+                <m:t>H</m:t>
+              </m:r>
+              <m:r>
+                <m:rPr>
+                  <m:sty m:val="p"/>
+                </m:rPr>
+                <w:rPr>
+                  <w:rFonts w:ascii="Times New Roman" w:hAnsi="Times New Roman" w:cs="Times New Roman" w:eastAsia="SimSun"/>
+                </w:rPr>
+                <m:t>/</m:t>
+              </m:r>
+              <m:r>
+                <m:rPr>
+                  <m:sty m:val="p"/>
+                </m:rPr>
+                <w:rPr>
+                  <w:rFonts w:ascii="Times New Roman" w:hAnsi="Times New Roman" w:cs="Times New Roman" w:eastAsia="SimSun"/>
+                </w:rPr>
+                <m:t>k</m:t>
+              </m:r>
+              <m:r>
+                <m:rPr>
+                  <m:sty m:val="p"/>
+                </m:rPr>
+                <w:rPr>
+                  <w:rFonts w:ascii="Times New Roman" w:hAnsi="Times New Roman" w:cs="Times New Roman" w:eastAsia="SimSun"/>
+                </w:rPr>
+                <m:t>J</m:t>
+              </m:r>
+              <m:r>
+                <m:rPr>
+                  <m:sty m:val="p"/>
+                </m:rPr>
+                <w:rPr>
+                  <w:rFonts w:ascii="Times New Roman" w:hAnsi="Times New Roman" w:cs="Times New Roman" w:eastAsia="SimSun"/>
+                </w:rPr>
+                <m:t>⋅</m:t>
+              </m:r>
+              <m:sSup>
+                <m:e>
+                  <m:r>
+                    <m:rPr>
+                      <m:sty m:val="p"/>
+                    </m:rPr>
+                    <w:rPr>
+                      <w:rFonts w:ascii="Times New Roman" w:hAnsi="Times New Roman" w:cs="Times New Roman" w:eastAsia="SimSun"/>
+                    </w:rPr>
+                    <m:t>m</m:t>
+                  </m:r>
+                  <m:r>
+                    <m:rPr>
+                      <m:sty m:val="p"/>
+                    </m:rPr>
+                    <w:rPr>
+                      <w:rFonts w:ascii="Times New Roman" w:hAnsi="Times New Roman" w:cs="Times New Roman" w:eastAsia="SimSun"/>
+                    </w:rPr>
+                    <m:t>o</m:t>
+                  </m:r>
+                  <m:r>
+                    <m:rPr>
+                      <m:sty m:val="p"/>
+                    </m:rPr>
+                    <w:rPr>
+                      <w:rFonts w:ascii="Times New Roman" w:hAnsi="Times New Roman" w:cs="Times New Roman" w:eastAsia="SimSun"/>
+                    </w:rPr>
+                    <m:t>l</m:t>
+                  </m:r>
+                </m:e>
+                <m:sup>
+                  <m:r>
+                    <m:rPr>
+                      <m:sty m:val="p"/>
+                    </m:rPr>
+                    <w:rPr>
+                      <w:rFonts w:ascii="Times New Roman" w:hAnsi="Times New Roman" w:cs="Times New Roman" w:eastAsia="SimSun"/>
+                    </w:rPr>
+                    <m:t>−</m:t>
+                  </m:r>
+                  <m:r>
+                    <w:rPr>
+                      <w:rFonts w:ascii="Times New Roman" w:hAnsi="Times New Roman" w:cs="Times New Roman" w:eastAsia="SimSun"/>
+                    </w:rPr>
+                    <m:t>1</m:t>
+                  </m:r>
+                </m:sup>
+              </m:sSup>
+            </m:oMath>
             <w:r>
-              <w:t xml:space="preserve">ΔH (kJ/mol)</w:t>
+              <w:t xml:space="preserve">​</w:t>
             </w:r>
           </w:p>
         </w:tc>
@@ -8616,7 +8896,7 @@
       <w:tr>
         <w:tc>
           <w:tcPr>
-            <w:tcW w:type="dxa" w:w="6247"/>
+            <w:tcW w:type="dxa" w:w="7173"/>
           </w:tcPr>
           <w:tcPr/>
           <w:p>
@@ -8631,7 +8911,7 @@
         </w:tc>
         <w:tc>
           <w:tcPr>
-            <w:tcW w:type="dxa" w:w="3505"/>
+            <w:tcW w:type="dxa" w:w="2579"/>
           </w:tcPr>
           <w:tcPr/>
           <w:p>
@@ -8648,7 +8928,7 @@
       <w:tr>
         <w:tc>
           <w:tcPr>
-            <w:tcW w:type="dxa" w:w="6247"/>
+            <w:tcW w:type="dxa" w:w="7173"/>
           </w:tcPr>
           <w:tcPr/>
           <w:p>
@@ -8663,7 +8943,7 @@
         </w:tc>
         <w:tc>
           <w:tcPr>
-            <w:tcW w:type="dxa" w:w="3505"/>
+            <w:tcW w:type="dxa" w:w="2579"/>
           </w:tcPr>
           <w:tcPr/>
           <w:p>
@@ -8680,7 +8960,7 @@
       <w:tr>
         <w:tc>
           <w:tcPr>
-            <w:tcW w:type="dxa" w:w="6247"/>
+            <w:tcW w:type="dxa" w:w="7173"/>
           </w:tcPr>
           <w:tcPr/>
           <w:p>
@@ -8695,7 +8975,7 @@
         </w:tc>
         <w:tc>
           <w:tcPr>
-            <w:tcW w:type="dxa" w:w="3505"/>
+            <w:tcW w:type="dxa" w:w="2579"/>
           </w:tcPr>
           <w:tcPr/>
           <w:p>
@@ -8712,7 +8992,7 @@
       <w:tr>
         <w:tc>
           <w:tcPr>
-            <w:tcW w:type="dxa" w:w="6247"/>
+            <w:tcW w:type="dxa" w:w="7173"/>
           </w:tcPr>
           <w:tcPr/>
           <w:p>
@@ -8727,7 +9007,7 @@
         </w:tc>
         <w:tc>
           <w:tcPr>
-            <w:tcW w:type="dxa" w:w="3505"/>
+            <w:tcW w:type="dxa" w:w="2579"/>
           </w:tcPr>
           <w:tcPr/>
           <w:p>
@@ -8830,12 +9110,18 @@
           <m:t> </m:t>
         </m:r>
         <m:r>
+          <m:rPr>
+            <m:sty m:val="p"/>
+          </m:rPr>
           <w:rPr>
             <w:rFonts w:ascii="Times New Roman" w:hAnsi="Times New Roman" w:cs="Times New Roman" w:eastAsia="SimSun"/>
           </w:rPr>
           <m:t>k</m:t>
         </m:r>
         <m:r>
+          <m:rPr>
+            <m:sty m:val="p"/>
+          </m:rPr>
           <w:rPr>
             <w:rFonts w:ascii="Times New Roman" w:hAnsi="Times New Roman" w:cs="Times New Roman" w:eastAsia="SimSun"/>
           </w:rPr>
@@ -8848,26 +9134,59 @@
           <w:rPr>
             <w:rFonts w:ascii="Times New Roman" w:hAnsi="Times New Roman" w:cs="Times New Roman" w:eastAsia="SimSun"/>
           </w:rPr>
-          <m:t>/</m:t>
-        </m:r>
-        <m:r>
+          <m:t>⋅</m:t>
+        </m:r>
+        <m:r>
+          <m:rPr>
+            <m:sty m:val="p"/>
+          </m:rPr>
           <w:rPr>
             <w:rFonts w:ascii="Times New Roman" w:hAnsi="Times New Roman" w:cs="Times New Roman" w:eastAsia="SimSun"/>
           </w:rPr>
           <m:t>m</m:t>
         </m:r>
         <m:r>
+          <m:rPr>
+            <m:sty m:val="p"/>
+          </m:rPr>
           <w:rPr>
             <w:rFonts w:ascii="Times New Roman" w:hAnsi="Times New Roman" w:cs="Times New Roman" w:eastAsia="SimSun"/>
           </w:rPr>
           <m:t>o</m:t>
         </m:r>
-        <m:r>
-          <w:rPr>
-            <w:rFonts w:ascii="Times New Roman" w:hAnsi="Times New Roman" w:cs="Times New Roman" w:eastAsia="SimSun"/>
-          </w:rPr>
-          <m:t>l</m:t>
-        </m:r>
+        <m:sSup>
+          <m:e>
+            <m:r>
+              <m:rPr>
+                <m:sty m:val="p"/>
+              </m:rPr>
+              <w:rPr>
+                <w:rFonts w:ascii="Times New Roman" w:hAnsi="Times New Roman" w:cs="Times New Roman" w:eastAsia="SimSun"/>
+              </w:rPr>
+              <m:t>l</m:t>
+            </m:r>
+          </m:e>
+          <m:sup>
+            <m:r>
+              <m:rPr>
+                <m:sty m:val="p"/>
+              </m:rPr>
+              <w:rPr>
+                <w:rFonts w:ascii="Times New Roman" w:hAnsi="Times New Roman" w:cs="Times New Roman" w:eastAsia="SimSun"/>
+              </w:rPr>
+              <m:t>−</m:t>
+            </m:r>
+            <m:r>
+              <m:rPr>
+                <m:sty m:val="p"/>
+              </m:rPr>
+              <w:rPr>
+                <w:rFonts w:ascii="Times New Roman" w:hAnsi="Times New Roman" w:cs="Times New Roman" w:eastAsia="SimSun"/>
+              </w:rPr>
+              <m:t>1</m:t>
+            </m:r>
+          </m:sup>
+        </m:sSup>
       </m:oMath>
       <w:r>
         <w:t xml:space="preserve"> </w:t>
@@ -8975,12 +9294,18 @@
           <m:t> </m:t>
         </m:r>
         <m:r>
+          <m:rPr>
+            <m:sty m:val="p"/>
+          </m:rPr>
           <w:rPr>
             <w:rFonts w:ascii="Times New Roman" w:hAnsi="Times New Roman" w:cs="Times New Roman" w:eastAsia="SimSun"/>
           </w:rPr>
           <m:t>k</m:t>
         </m:r>
         <m:r>
+          <m:rPr>
+            <m:sty m:val="p"/>
+          </m:rPr>
           <w:rPr>
             <w:rFonts w:ascii="Times New Roman" w:hAnsi="Times New Roman" w:cs="Times New Roman" w:eastAsia="SimSun"/>
           </w:rPr>
@@ -8993,26 +9318,59 @@
           <w:rPr>
             <w:rFonts w:ascii="Times New Roman" w:hAnsi="Times New Roman" w:cs="Times New Roman" w:eastAsia="SimSun"/>
           </w:rPr>
-          <m:t>/</m:t>
-        </m:r>
-        <m:r>
+          <m:t>⋅</m:t>
+        </m:r>
+        <m:r>
+          <m:rPr>
+            <m:sty m:val="p"/>
+          </m:rPr>
           <w:rPr>
             <w:rFonts w:ascii="Times New Roman" w:hAnsi="Times New Roman" w:cs="Times New Roman" w:eastAsia="SimSun"/>
           </w:rPr>
           <m:t>m</m:t>
         </m:r>
         <m:r>
+          <m:rPr>
+            <m:sty m:val="p"/>
+          </m:rPr>
           <w:rPr>
             <w:rFonts w:ascii="Times New Roman" w:hAnsi="Times New Roman" w:cs="Times New Roman" w:eastAsia="SimSun"/>
           </w:rPr>
           <m:t>o</m:t>
         </m:r>
-        <m:r>
-          <w:rPr>
-            <w:rFonts w:ascii="Times New Roman" w:hAnsi="Times New Roman" w:cs="Times New Roman" w:eastAsia="SimSun"/>
-          </w:rPr>
-          <m:t>l</m:t>
-        </m:r>
+        <m:sSup>
+          <m:e>
+            <m:r>
+              <m:rPr>
+                <m:sty m:val="p"/>
+              </m:rPr>
+              <w:rPr>
+                <w:rFonts w:ascii="Times New Roman" w:hAnsi="Times New Roman" w:cs="Times New Roman" w:eastAsia="SimSun"/>
+              </w:rPr>
+              <m:t>l</m:t>
+            </m:r>
+          </m:e>
+          <m:sup>
+            <m:r>
+              <m:rPr>
+                <m:sty m:val="p"/>
+              </m:rPr>
+              <w:rPr>
+                <w:rFonts w:ascii="Times New Roman" w:hAnsi="Times New Roman" w:cs="Times New Roman" w:eastAsia="SimSun"/>
+              </w:rPr>
+              <m:t>−</m:t>
+            </m:r>
+            <m:r>
+              <m:rPr>
+                <m:sty m:val="p"/>
+              </m:rPr>
+              <w:rPr>
+                <w:rFonts w:ascii="Times New Roman" w:hAnsi="Times New Roman" w:cs="Times New Roman" w:eastAsia="SimSun"/>
+              </w:rPr>
+              <m:t>1</m:t>
+            </m:r>
+          </m:sup>
+        </m:sSup>
       </m:oMath>
       <w:r>
         <w:t xml:space="preserve"> </w:t>
@@ -9085,12 +9443,18 @@
           <m:t> </m:t>
         </m:r>
         <m:r>
+          <m:rPr>
+            <m:sty m:val="p"/>
+          </m:rPr>
           <w:rPr>
             <w:rFonts w:ascii="Times New Roman" w:hAnsi="Times New Roman" w:cs="Times New Roman" w:eastAsia="SimSun"/>
           </w:rPr>
           <m:t>k</m:t>
         </m:r>
         <m:r>
+          <m:rPr>
+            <m:sty m:val="p"/>
+          </m:rPr>
           <w:rPr>
             <w:rFonts w:ascii="Times New Roman" w:hAnsi="Times New Roman" w:cs="Times New Roman" w:eastAsia="SimSun"/>
           </w:rPr>
@@ -9103,26 +9467,59 @@
           <w:rPr>
             <w:rFonts w:ascii="Times New Roman" w:hAnsi="Times New Roman" w:cs="Times New Roman" w:eastAsia="SimSun"/>
           </w:rPr>
-          <m:t>/</m:t>
-        </m:r>
-        <m:r>
+          <m:t>⋅</m:t>
+        </m:r>
+        <m:r>
+          <m:rPr>
+            <m:sty m:val="p"/>
+          </m:rPr>
           <w:rPr>
             <w:rFonts w:ascii="Times New Roman" w:hAnsi="Times New Roman" w:cs="Times New Roman" w:eastAsia="SimSun"/>
           </w:rPr>
           <m:t>m</m:t>
         </m:r>
         <m:r>
+          <m:rPr>
+            <m:sty m:val="p"/>
+          </m:rPr>
           <w:rPr>
             <w:rFonts w:ascii="Times New Roman" w:hAnsi="Times New Roman" w:cs="Times New Roman" w:eastAsia="SimSun"/>
           </w:rPr>
           <m:t>o</m:t>
         </m:r>
-        <m:r>
-          <w:rPr>
-            <w:rFonts w:ascii="Times New Roman" w:hAnsi="Times New Roman" w:cs="Times New Roman" w:eastAsia="SimSun"/>
-          </w:rPr>
-          <m:t>l</m:t>
-        </m:r>
+        <m:sSup>
+          <m:e>
+            <m:r>
+              <m:rPr>
+                <m:sty m:val="p"/>
+              </m:rPr>
+              <w:rPr>
+                <w:rFonts w:ascii="Times New Roman" w:hAnsi="Times New Roman" w:cs="Times New Roman" w:eastAsia="SimSun"/>
+              </w:rPr>
+              <m:t>l</m:t>
+            </m:r>
+          </m:e>
+          <m:sup>
+            <m:r>
+              <m:rPr>
+                <m:sty m:val="p"/>
+              </m:rPr>
+              <w:rPr>
+                <w:rFonts w:ascii="Times New Roman" w:hAnsi="Times New Roman" w:cs="Times New Roman" w:eastAsia="SimSun"/>
+              </w:rPr>
+              <m:t>−</m:t>
+            </m:r>
+            <m:r>
+              <m:rPr>
+                <m:sty m:val="p"/>
+              </m:rPr>
+              <w:rPr>
+                <w:rFonts w:ascii="Times New Roman" w:hAnsi="Times New Roman" w:cs="Times New Roman" w:eastAsia="SimSun"/>
+              </w:rPr>
+              <m:t>1</m:t>
+            </m:r>
+          </m:sup>
+        </m:sSup>
       </m:oMath>
       <w:r>
         <w:t xml:space="preserve"> </w:t>
@@ -13265,10 +13662,13 @@
                 </m:sub>
                 <m:sup>
                   <m:r>
+                    <m:rPr>
+                      <m:sty m:val="p"/>
+                    </m:rPr>
                     <w:rPr>
                       <w:rFonts w:ascii="Times New Roman" w:hAnsi="Times New Roman" w:cs="Times New Roman" w:eastAsia="SimSun"/>
                     </w:rPr>
-                    <m:t>θ</m:t>
+                    <m:t>⊖</m:t>
                   </m:r>
                 </m:sup>
               </m:sSubSup>
@@ -13469,10 +13869,13 @@
                 </m:sub>
                 <m:sup>
                   <m:r>
+                    <m:rPr>
+                      <m:sty m:val="p"/>
+                    </m:rPr>
                     <w:rPr>
                       <w:rFonts w:ascii="Times New Roman" w:hAnsi="Times New Roman" w:cs="Times New Roman" w:eastAsia="SimSun"/>
                     </w:rPr>
-                    <m:t>θ</m:t>
+                    <m:t>⊖</m:t>
                   </m:r>
                 </m:sup>
               </m:sSubSup>
@@ -13989,10 +14392,13 @@
           </m:sub>
           <m:sup>
             <m:r>
-              <w:rPr>
-                <w:rFonts w:ascii="Times New Roman" w:hAnsi="Times New Roman" w:cs="Times New Roman" w:eastAsia="SimSun"/>
-              </w:rPr>
-              <m:t>θ</m:t>
+              <m:rPr>
+                <m:sty m:val="p"/>
+              </m:rPr>
+              <w:rPr>
+                <w:rFonts w:ascii="Times New Roman" w:hAnsi="Times New Roman" w:cs="Times New Roman" w:eastAsia="SimSun"/>
+              </w:rPr>
+              <m:t>⊖</m:t>
             </m:r>
           </m:sup>
         </m:sSubSup>
@@ -14047,10 +14453,13 @@
           </m:sub>
           <m:sup>
             <m:r>
-              <w:rPr>
-                <w:rFonts w:ascii="Times New Roman" w:hAnsi="Times New Roman" w:cs="Times New Roman" w:eastAsia="SimSun"/>
-              </w:rPr>
-              <m:t>θ</m:t>
+              <m:rPr>
+                <m:sty m:val="p"/>
+              </m:rPr>
+              <w:rPr>
+                <w:rFonts w:ascii="Times New Roman" w:hAnsi="Times New Roman" w:cs="Times New Roman" w:eastAsia="SimSun"/>
+              </w:rPr>
+              <m:t>⊖</m:t>
             </m:r>
           </m:sup>
         </m:sSubSup>
@@ -14105,10 +14514,13 @@
           </m:sub>
           <m:sup>
             <m:r>
-              <w:rPr>
-                <w:rFonts w:ascii="Times New Roman" w:hAnsi="Times New Roman" w:cs="Times New Roman" w:eastAsia="SimSun"/>
-              </w:rPr>
-              <m:t>θ</m:t>
+              <m:rPr>
+                <m:sty m:val="p"/>
+              </m:rPr>
+              <w:rPr>
+                <w:rFonts w:ascii="Times New Roman" w:hAnsi="Times New Roman" w:cs="Times New Roman" w:eastAsia="SimSun"/>
+              </w:rPr>
+              <m:t>⊖</m:t>
             </m:r>
           </m:sup>
         </m:sSubSup>
@@ -14311,10 +14723,13 @@
           </m:sub>
           <m:sup>
             <m:r>
-              <w:rPr>
-                <w:rFonts w:ascii="Times New Roman" w:hAnsi="Times New Roman" w:cs="Times New Roman" w:eastAsia="SimSun"/>
-              </w:rPr>
-              <m:t>θ</m:t>
+              <m:rPr>
+                <m:sty m:val="p"/>
+              </m:rPr>
+              <w:rPr>
+                <w:rFonts w:ascii="Times New Roman" w:hAnsi="Times New Roman" w:cs="Times New Roman" w:eastAsia="SimSun"/>
+              </w:rPr>
+              <m:t>⊖</m:t>
             </m:r>
           </m:sup>
         </m:sSubSup>
@@ -14346,10 +14761,13 @@
           </m:e>
           <m:sup>
             <m:r>
-              <w:rPr>
-                <w:rFonts w:ascii="Times New Roman" w:hAnsi="Times New Roman" w:cs="Times New Roman" w:eastAsia="SimSun"/>
-              </w:rPr>
-              <m:t>θ</m:t>
+              <m:rPr>
+                <m:sty m:val="p"/>
+              </m:rPr>
+              <w:rPr>
+                <w:rFonts w:ascii="Times New Roman" w:hAnsi="Times New Roman" w:cs="Times New Roman" w:eastAsia="SimSun"/>
+              </w:rPr>
+              <m:t>⊖</m:t>
             </m:r>
           </m:sup>
         </m:sSup>

--- a/00-首页/题组Word/初赛模拟卷/真题版式/初赛模拟卷XII（非有机·学生版·真题版式）.docx
+++ b/00-首页/题组Word/初赛模拟卷/真题版式/初赛模拟卷XII（非有机·学生版·真题版式）.docx
@@ -14824,7 +14824,7 @@
         <w:t xml:space="preserve">NO(g)，从容器上的小孔通入原压强为</w:t>
       </w:r>
       <w:r>
-        <w:t xml:space="preserve"> 1.00 bar NO</w:t>
+        <w:t xml:space="preserve"> 1.00 bar</w:t>
       </w:r>
       <w:r>
         <w:t xml:space="preserve"> </w:t>
@@ -14833,10 +14833,22 @@
         <m:sSub>
           <m:e>
             <m:r>
-              <w:rPr>
-                <w:rFonts w:ascii="Times New Roman" w:hAnsi="Times New Roman" w:cs="Times New Roman" w:eastAsia="SimSun"/>
-              </w:rPr>
-              <m:t xml:space="preserve"> </m:t>
+              <m:rPr>
+                <m:sty m:val="p"/>
+              </m:rPr>
+              <w:rPr>
+                <w:rFonts w:ascii="Times New Roman" w:hAnsi="Times New Roman" w:cs="Times New Roman" w:eastAsia="SimSun"/>
+              </w:rPr>
+              <m:t>N</m:t>
+            </m:r>
+            <m:r>
+              <m:rPr>
+                <m:sty m:val="p"/>
+              </m:rPr>
+              <w:rPr>
+                <w:rFonts w:ascii="Times New Roman" w:hAnsi="Times New Roman" w:cs="Times New Roman" w:eastAsia="SimSun"/>
+              </w:rPr>
+              <m:t>O</m:t>
             </m:r>
           </m:e>
           <m:sub>
@@ -14853,7 +14865,7 @@
         <w:t xml:space="preserve"> </w:t>
       </w:r>
       <w:r>
-        <w:t xml:space="preserve">(g) 21.0 m</w:t>
+        <w:t xml:space="preserve">(g) 21.0</w:t>
       </w:r>
       <w:r>
         <w:t xml:space="preserve"> </w:t>
@@ -14862,10 +14874,13 @@
         <m:sSup>
           <m:e>
             <m:r>
-              <w:rPr>
-                <w:rFonts w:ascii="Times New Roman" w:hAnsi="Times New Roman" w:cs="Times New Roman" w:eastAsia="SimSun"/>
-              </w:rPr>
-              <m:t xml:space="preserve"> </m:t>
+              <m:rPr>
+                <m:sty m:val="p"/>
+              </m:rPr>
+              <w:rPr>
+                <w:rFonts w:ascii="Times New Roman" w:hAnsi="Times New Roman" w:cs="Times New Roman" w:eastAsia="SimSun"/>
+              </w:rPr>
+              <m:t>m</m:t>
             </m:r>
           </m:e>
           <m:sup>
@@ -14903,19 +14918,28 @@
         <w:rPr>
           <w:rFonts w:ascii="Times New Roman" w:hAnsi="Times New Roman" w:cs="Times New Roman" w:eastAsia="SimSun"/>
         </w:rPr>
-        <w:t xml:space="preserve">K，不考虑NO</w:t>
-      </w:r>
-      <w:r>
-        <w:t xml:space="preserve"> </w:t>
+        <w:t xml:space="preserve">K，不考虑</w:t>
       </w:r>
       <m:oMath>
         <m:sSub>
           <m:e>
             <m:r>
-              <w:rPr>
-                <w:rFonts w:ascii="Times New Roman" w:hAnsi="Times New Roman" w:cs="Times New Roman" w:eastAsia="SimSun"/>
-              </w:rPr>
-              <m:t xml:space="preserve"> </m:t>
+              <m:rPr>
+                <m:sty m:val="p"/>
+              </m:rPr>
+              <w:rPr>
+                <w:rFonts w:ascii="Times New Roman" w:hAnsi="Times New Roman" w:cs="Times New Roman" w:eastAsia="SimSun"/>
+              </w:rPr>
+              <m:t>N</m:t>
+            </m:r>
+            <m:r>
+              <m:rPr>
+                <m:sty m:val="p"/>
+              </m:rPr>
+              <w:rPr>
+                <w:rFonts w:ascii="Times New Roman" w:hAnsi="Times New Roman" w:cs="Times New Roman" w:eastAsia="SimSun"/>
+              </w:rPr>
+              <m:t>O</m:t>
             </m:r>
           </m:e>
           <m:sub>

--- a/00-首页/题组Word/初赛模拟卷/真题版式/初赛模拟卷XII（非有机·学生版·真题版式）.docx
+++ b/00-首页/题组Word/初赛模拟卷/真题版式/初赛模拟卷XII（非有机·学生版·真题版式）.docx
@@ -2,7 +2,7 @@
 <file path=word/document.xml><?xml version="1.0" encoding="utf-8"?>
 <w:document xmlns:w="http://schemas.openxmlformats.org/wordprocessingml/2006/main" xmlns:m="http://schemas.openxmlformats.org/officeDocument/2006/math" xmlns:r="http://schemas.openxmlformats.org/officeDocument/2006/relationships" xmlns:o="urn:schemas-microsoft-com:office:office" xmlns:v="urn:schemas-microsoft-com:vml" xmlns:w10="urn:schemas-microsoft-com:office:word" xmlns:a="http://schemas.openxmlformats.org/drawingml/2006/main" xmlns:pic="http://schemas.openxmlformats.org/drawingml/2006/picture" xmlns:wp="http://schemas.openxmlformats.org/drawingml/2006/wordprocessingDrawing">
   <w:body>
-    <w:bookmarkStart w:id="32" w:name="初赛模拟卷-xii非有机"/>
+    <w:bookmarkStart w:id="31" w:name="初赛模拟卷-xii非有机"/>
     <w:p>
       <w:pPr>
         <w:pStyle w:val="Heading1"/>
@@ -14151,23 +14151,9 @@
         <w:t xml:space="preserve">完全电离)</w:t>
       </w:r>
     </w:p>
-    <w:bookmarkEnd w:id="29"/>
-    <w:bookmarkEnd w:id="30"/>
-    <w:bookmarkStart w:id="31" w:name="第2页共6页"/>
     <w:p>
       <w:pPr>
-        <w:pStyle w:val="Heading2"/>
-      </w:pPr>
-      <w:r>
-        <w:rPr>
-          <w:rFonts w:ascii="Times New Roman" w:hAnsi="Times New Roman" w:cs="Times New Roman" w:eastAsia="SimSun"/>
-        </w:rPr>
-        <w:t xml:space="preserve">第2页,共6页</w:t>
-      </w:r>
-    </w:p>
-    <w:p>
-      <w:pPr>
-        <w:pStyle w:val="FirstParagraph"/>
+        <w:pStyle w:val="BodyText"/>
         <w:spacing w:before="0" w:after="0" w:line="276" w:lineRule="auto"/>
       </w:pPr>
       <w:r>
@@ -15792,8 +15778,9 @@
         <w:t xml:space="preserve">浓度。</w:t>
       </w:r>
     </w:p>
+    <w:bookmarkEnd w:id="29"/>
+    <w:bookmarkEnd w:id="30"/>
     <w:bookmarkEnd w:id="31"/>
-    <w:bookmarkEnd w:id="32"/>
     <w:sectPr>
       <w:footerReference r:id="rId9" w:type="default"/>
       <w:headerReference r:id="rId10" w:type="default"/>

--- a/00-首页/题组Word/初赛模拟卷/真题版式/初赛模拟卷XII（非有机·学生版·真题版式）.docx
+++ b/00-首页/题组Word/初赛模拟卷/真题版式/初赛模拟卷XII（非有机·学生版·真题版式）.docx
@@ -807,7 +807,7 @@
       </w:r>
     </w:p>
     <w:bookmarkEnd w:id="19"/>
-    <w:bookmarkStart w:id="20" w:name="第-2-题13-分"/>
+    <w:bookmarkStart w:id="20" w:name="第-2-题13-分奇妙的晶体结构"/>
     <w:p>
       <w:pPr>
         <w:pStyle w:val="Heading3"/>
@@ -834,7 +834,7 @@
         <w:rPr>
           <w:rFonts w:ascii="Times New Roman" w:hAnsi="Times New Roman" w:cs="Times New Roman" w:eastAsia="SimSun"/>
         </w:rPr>
-        <w:t xml:space="preserve">分）</w:t>
+        <w:t xml:space="preserve">分）奇妙的晶体结构</w:t>
       </w:r>
     </w:p>
     <w:p>
@@ -1626,7 +1626,7 @@
       </w:r>
     </w:p>
     <w:bookmarkEnd w:id="20"/>
-    <w:bookmarkStart w:id="21" w:name="第-3-题13-分"/>
+    <w:bookmarkStart w:id="21" w:name="第-3-题13-分过渡金属硼化物二硼化钛"/>
     <w:p>
       <w:pPr>
         <w:pStyle w:val="Heading3"/>
@@ -1653,7 +1653,7 @@
         <w:rPr>
           <w:rFonts w:ascii="Times New Roman" w:hAnsi="Times New Roman" w:cs="Times New Roman" w:eastAsia="SimSun"/>
         </w:rPr>
-        <w:t xml:space="preserve">分）</w:t>
+        <w:t xml:space="preserve">分）过渡金属硼化物——二硼化钛</w:t>
       </w:r>
     </w:p>
     <w:p>
@@ -4378,7 +4378,7 @@
       </w:r>
     </w:p>
     <w:bookmarkEnd w:id="22"/>
-    <w:bookmarkStart w:id="23" w:name="第-5-题13-分"/>
+    <w:bookmarkStart w:id="23" w:name="第-5-题13-分核反应堆中的氧化物"/>
     <w:p>
       <w:pPr>
         <w:pStyle w:val="Heading3"/>
@@ -4405,7 +4405,7 @@
         <w:rPr>
           <w:rFonts w:ascii="Times New Roman" w:hAnsi="Times New Roman" w:cs="Times New Roman" w:eastAsia="SimSun"/>
         </w:rPr>
-        <w:t xml:space="preserve">分）</w:t>
+        <w:t xml:space="preserve">分）核反应堆中的氧化物</w:t>
       </w:r>
     </w:p>
     <w:p>
@@ -9550,7 +9550,7 @@
       </w:r>
     </w:p>
     <w:bookmarkEnd w:id="26"/>
-    <w:bookmarkStart w:id="27" w:name="第-8-题13-分"/>
+    <w:bookmarkStart w:id="27" w:name="第-8-题13-分多孔材料的吸附"/>
     <w:p>
       <w:pPr>
         <w:pStyle w:val="Heading3"/>
@@ -9577,7 +9577,7 @@
         <w:rPr>
           <w:rFonts w:ascii="Times New Roman" w:hAnsi="Times New Roman" w:cs="Times New Roman" w:eastAsia="SimSun"/>
         </w:rPr>
-        <w:t xml:space="preserve">分）</w:t>
+        <w:t xml:space="preserve">分）多孔材料的吸附</w:t>
       </w:r>
     </w:p>
     <w:p>
@@ -11308,7 +11308,7 @@
       </w:r>
     </w:p>
     <w:bookmarkEnd w:id="27"/>
-    <w:bookmarkStart w:id="28" w:name="第-9-题13-分"/>
+    <w:bookmarkStart w:id="28" w:name="第-9-题13-分沉淀的演化与成核热力学"/>
     <w:p>
       <w:pPr>
         <w:pStyle w:val="Heading3"/>
@@ -11335,7 +11335,7 @@
         <w:rPr>
           <w:rFonts w:ascii="Times New Roman" w:hAnsi="Times New Roman" w:cs="Times New Roman" w:eastAsia="SimSun"/>
         </w:rPr>
-        <w:t xml:space="preserve">分）</w:t>
+        <w:t xml:space="preserve">分）沉淀的演化与成核热力学</w:t>
       </w:r>
     </w:p>
     <w:p>
@@ -13137,7 +13137,7 @@
       </w:r>
     </w:p>
     <w:bookmarkEnd w:id="28"/>
-    <w:bookmarkStart w:id="29" w:name="第-10-题13-分"/>
+    <w:bookmarkStart w:id="29" w:name="第-10-题13-分硝酸的热力学"/>
     <w:p>
       <w:pPr>
         <w:pStyle w:val="Heading3"/>
@@ -13164,7 +13164,7 @@
         <w:rPr>
           <w:rFonts w:ascii="Times New Roman" w:hAnsi="Times New Roman" w:cs="Times New Roman" w:eastAsia="SimSun"/>
         </w:rPr>
-        <w:t xml:space="preserve">分）</w:t>
+        <w:t xml:space="preserve">分）硝酸的热力学</w:t>
       </w:r>
     </w:p>
     <w:p>

--- a/00-首页/题组Word/初赛模拟卷/真题版式/初赛模拟卷XII（非有机·学生版·真题版式）.docx
+++ b/00-首页/题组Word/初赛模拟卷/真题版式/初赛模拟卷XII（非有机·学生版·真题版式）.docx
@@ -6121,13 +6121,13 @@
         <w:tblLook w:firstRow="1" w:lastRow="0" w:firstColumn="0" w:lastColumn="0" w:noHBand="0" w:noVBand="0" w:val="0020"/>
       </w:tblPr>
       <w:tblGrid>
-        <w:gridCol w:w="1208"/>
-        <w:gridCol w:w="1208"/>
-        <w:gridCol w:w="1208"/>
-        <w:gridCol w:w="1208"/>
-        <w:gridCol w:w="1638"/>
-        <w:gridCol w:w="1638"/>
-        <w:gridCol w:w="1644"/>
+        <w:gridCol w:w="884"/>
+        <w:gridCol w:w="1789"/>
+        <w:gridCol w:w="1789"/>
+        <w:gridCol w:w="1690"/>
+        <w:gridCol w:w="1199"/>
+        <w:gridCol w:w="1199"/>
+        <w:gridCol w:w="1202"/>
       </w:tblGrid>
       <w:tr>
         <w:trPr>
@@ -6135,7 +6135,7 @@
         </w:trPr>
         <w:tc>
           <w:tcPr>
-            <w:tcW w:type="dxa" w:w="1208"/>
+            <w:tcW w:type="dxa" w:w="884"/>
           </w:tcPr>
           <w:tcPr/>
           <w:p>
@@ -6272,7 +6272,7 @@
         </w:tc>
         <w:tc>
           <w:tcPr>
-            <w:tcW w:type="dxa" w:w="1208"/>
+            <w:tcW w:type="dxa" w:w="1789"/>
           </w:tcPr>
           <w:tcPr/>
           <w:p>
@@ -6287,7 +6287,7 @@
         </w:tc>
         <w:tc>
           <w:tcPr>
-            <w:tcW w:type="dxa" w:w="1208"/>
+            <w:tcW w:type="dxa" w:w="1789"/>
           </w:tcPr>
           <w:tcPr/>
           <w:p>
@@ -6302,7 +6302,7 @@
         </w:tc>
         <w:tc>
           <w:tcPr>
-            <w:tcW w:type="dxa" w:w="1208"/>
+            <w:tcW w:type="dxa" w:w="1690"/>
           </w:tcPr>
           <w:tcPr/>
           <w:p>
@@ -6317,7 +6317,7 @@
         </w:tc>
         <w:tc>
           <w:tcPr>
-            <w:tcW w:type="dxa" w:w="1638"/>
+            <w:tcW w:type="dxa" w:w="1199"/>
           </w:tcPr>
           <w:tcPr/>
           <w:p>
@@ -6332,7 +6332,7 @@
         </w:tc>
         <w:tc>
           <w:tcPr>
-            <w:tcW w:type="dxa" w:w="1638"/>
+            <w:tcW w:type="dxa" w:w="1199"/>
           </w:tcPr>
           <w:tcPr/>
           <w:p>
@@ -6347,7 +6347,7 @@
         </w:tc>
         <w:tc>
           <w:tcPr>
-            <w:tcW w:type="dxa" w:w="1644"/>
+            <w:tcW w:type="dxa" w:w="1202"/>
           </w:tcPr>
           <w:tcPr/>
           <w:p>
@@ -6364,7 +6364,7 @@
       <w:tr>
         <w:tc>
           <w:tcPr>
-            <w:tcW w:type="dxa" w:w="1208"/>
+            <w:tcW w:type="dxa" w:w="884"/>
           </w:tcPr>
           <w:tcPr/>
           <w:p>
@@ -6379,7 +6379,7 @@
         </w:tc>
         <w:tc>
           <w:tcPr>
-            <w:tcW w:type="dxa" w:w="1208"/>
+            <w:tcW w:type="dxa" w:w="1789"/>
           </w:tcPr>
           <w:tcPr/>
           <w:p>
@@ -6387,67 +6387,14 @@
               <w:pStyle w:val="Compact"/>
               <w:jc w:val="center"/>
             </w:pPr>
-            <m:oMath>
-              <m:r>
-                <m:rPr>
-                  <m:sty m:val="p"/>
-                </m:rPr>
-                <w:rPr>
-                  <w:rFonts w:ascii="Times New Roman" w:hAnsi="Times New Roman" w:cs="Times New Roman" w:eastAsia="SimSun"/>
-                </w:rPr>
-                <m:t>−</m:t>
-              </m:r>
-              <m:r>
-                <w:rPr>
-                  <w:rFonts w:ascii="Times New Roman" w:hAnsi="Times New Roman" w:cs="Times New Roman" w:eastAsia="SimSun"/>
-                </w:rPr>
-                <m:t>3.224</m:t>
-              </m:r>
-              <m:r>
-                <m:rPr>
-                  <m:sty m:val="p"/>
-                </m:rPr>
-                <w:rPr>
-                  <w:rFonts w:ascii="Times New Roman" w:hAnsi="Times New Roman" w:cs="Times New Roman" w:eastAsia="SimSun"/>
-                </w:rPr>
-                <m:t>×</m:t>
-              </m:r>
-              <m:sSup>
-                <m:e>
-                  <m:r>
-                    <w:rPr>
-                      <w:rFonts w:ascii="Times New Roman" w:hAnsi="Times New Roman" w:cs="Times New Roman" w:eastAsia="SimSun"/>
-                    </w:rPr>
-                    <m:t>10</m:t>
-                  </m:r>
-                </m:e>
-                <m:sup>
-                  <m:r>
-                    <m:rPr>
-                      <m:sty m:val="p"/>
-                    </m:rPr>
-                    <w:rPr>
-                      <w:rFonts w:ascii="Times New Roman" w:hAnsi="Times New Roman" w:cs="Times New Roman" w:eastAsia="SimSun"/>
-                    </w:rPr>
-                    <m:t>−</m:t>
-                  </m:r>
-                  <m:r>
-                    <w:rPr>
-                      <w:rFonts w:ascii="Times New Roman" w:hAnsi="Times New Roman" w:cs="Times New Roman" w:eastAsia="SimSun"/>
-                    </w:rPr>
-                    <m:t>3</m:t>
-                  </m:r>
-                </m:sup>
-              </m:sSup>
-            </m:oMath>
             <w:r>
-              <w:t xml:space="preserve">​</w:t>
+              <w:t xml:space="preserve">-3.224×10⁻³</w:t>
             </w:r>
           </w:p>
         </w:tc>
         <w:tc>
           <w:tcPr>
-            <w:tcW w:type="dxa" w:w="1208"/>
+            <w:tcW w:type="dxa" w:w="1789"/>
           </w:tcPr>
           <w:tcPr/>
           <w:p>
@@ -6455,67 +6402,14 @@
               <w:pStyle w:val="Compact"/>
               <w:jc w:val="center"/>
             </w:pPr>
-            <m:oMath>
-              <m:r>
-                <m:rPr>
-                  <m:sty m:val="p"/>
-                </m:rPr>
-                <w:rPr>
-                  <w:rFonts w:ascii="Times New Roman" w:hAnsi="Times New Roman" w:cs="Times New Roman" w:eastAsia="SimSun"/>
-                </w:rPr>
-                <m:t>−</m:t>
-              </m:r>
-              <m:r>
-                <w:rPr>
-                  <w:rFonts w:ascii="Times New Roman" w:hAnsi="Times New Roman" w:cs="Times New Roman" w:eastAsia="SimSun"/>
-                </w:rPr>
-                <m:t>3.139</m:t>
-              </m:r>
-              <m:r>
-                <m:rPr>
-                  <m:sty m:val="p"/>
-                </m:rPr>
-                <w:rPr>
-                  <w:rFonts w:ascii="Times New Roman" w:hAnsi="Times New Roman" w:cs="Times New Roman" w:eastAsia="SimSun"/>
-                </w:rPr>
-                <m:t>×</m:t>
-              </m:r>
-              <m:sSup>
-                <m:e>
-                  <m:r>
-                    <w:rPr>
-                      <w:rFonts w:ascii="Times New Roman" w:hAnsi="Times New Roman" w:cs="Times New Roman" w:eastAsia="SimSun"/>
-                    </w:rPr>
-                    <m:t>10</m:t>
-                  </m:r>
-                </m:e>
-                <m:sup>
-                  <m:r>
-                    <m:rPr>
-                      <m:sty m:val="p"/>
-                    </m:rPr>
-                    <w:rPr>
-                      <w:rFonts w:ascii="Times New Roman" w:hAnsi="Times New Roman" w:cs="Times New Roman" w:eastAsia="SimSun"/>
-                    </w:rPr>
-                    <m:t>−</m:t>
-                  </m:r>
-                  <m:r>
-                    <w:rPr>
-                      <w:rFonts w:ascii="Times New Roman" w:hAnsi="Times New Roman" w:cs="Times New Roman" w:eastAsia="SimSun"/>
-                    </w:rPr>
-                    <m:t>3</m:t>
-                  </m:r>
-                </m:sup>
-              </m:sSup>
-            </m:oMath>
             <w:r>
-              <w:t xml:space="preserve">​</w:t>
+              <w:t xml:space="preserve">-3.139×10⁻³</w:t>
             </w:r>
           </w:p>
         </w:tc>
         <w:tc>
           <w:tcPr>
-            <w:tcW w:type="dxa" w:w="1208"/>
+            <w:tcW w:type="dxa" w:w="1690"/>
           </w:tcPr>
           <w:tcPr/>
           <w:p>
@@ -6523,58 +6417,14 @@
               <w:pStyle w:val="Compact"/>
               <w:jc w:val="center"/>
             </w:pPr>
-            <m:oMath>
-              <m:r>
-                <w:rPr>
-                  <w:rFonts w:ascii="Times New Roman" w:hAnsi="Times New Roman" w:cs="Times New Roman" w:eastAsia="SimSun"/>
-                </w:rPr>
-                <m:t>2.216</m:t>
-              </m:r>
-              <m:r>
-                <m:rPr>
-                  <m:sty m:val="p"/>
-                </m:rPr>
-                <w:rPr>
-                  <w:rFonts w:ascii="Times New Roman" w:hAnsi="Times New Roman" w:cs="Times New Roman" w:eastAsia="SimSun"/>
-                </w:rPr>
-                <m:t>×</m:t>
-              </m:r>
-              <m:sSup>
-                <m:e>
-                  <m:r>
-                    <w:rPr>
-                      <w:rFonts w:ascii="Times New Roman" w:hAnsi="Times New Roman" w:cs="Times New Roman" w:eastAsia="SimSun"/>
-                    </w:rPr>
-                    <m:t>10</m:t>
-                  </m:r>
-                </m:e>
-                <m:sup>
-                  <m:r>
-                    <m:rPr>
-                      <m:sty m:val="p"/>
-                    </m:rPr>
-                    <w:rPr>
-                      <w:rFonts w:ascii="Times New Roman" w:hAnsi="Times New Roman" w:cs="Times New Roman" w:eastAsia="SimSun"/>
-                    </w:rPr>
-                    <m:t>−</m:t>
-                  </m:r>
-                  <m:r>
-                    <w:rPr>
-                      <w:rFonts w:ascii="Times New Roman" w:hAnsi="Times New Roman" w:cs="Times New Roman" w:eastAsia="SimSun"/>
-                    </w:rPr>
-                    <m:t>3</m:t>
-                  </m:r>
-                </m:sup>
-              </m:sSup>
-            </m:oMath>
             <w:r>
-              <w:t xml:space="preserve">​</w:t>
+              <w:t xml:space="preserve">2.216×10⁻³</w:t>
             </w:r>
           </w:p>
         </w:tc>
         <w:tc>
           <w:tcPr>
-            <w:tcW w:type="dxa" w:w="1638"/>
+            <w:tcW w:type="dxa" w:w="1199"/>
           </w:tcPr>
           <w:tcPr/>
           <w:p>
@@ -6589,7 +6439,7 @@
         </w:tc>
         <w:tc>
           <w:tcPr>
-            <w:tcW w:type="dxa" w:w="1638"/>
+            <w:tcW w:type="dxa" w:w="1199"/>
           </w:tcPr>
           <w:tcPr/>
           <w:p>
@@ -6604,7 +6454,7 @@
         </w:tc>
         <w:tc>
           <w:tcPr>
-            <w:tcW w:type="dxa" w:w="1644"/>
+            <w:tcW w:type="dxa" w:w="1202"/>
           </w:tcPr>
           <w:tcPr/>
           <w:p>

--- a/00-首页/题组Word/初赛模拟卷/真题版式/初赛模拟卷XII（非有机·学生版·真题版式）.docx
+++ b/00-首页/题组Word/初赛模拟卷/真题版式/初赛模拟卷XII（非有机·学生版·真题版式）.docx
@@ -13046,13 +13046,13 @@
         <w:tblLook w:firstRow="1" w:lastRow="0" w:firstColumn="0" w:lastColumn="0" w:noHBand="0" w:noVBand="0" w:val="0020"/>
       </w:tblPr>
       <w:tblGrid>
-        <w:gridCol w:w="1236"/>
-        <w:gridCol w:w="1346"/>
-        <w:gridCol w:w="1483"/>
-        <w:gridCol w:w="1346"/>
-        <w:gridCol w:w="1510"/>
-        <w:gridCol w:w="1483"/>
-        <w:gridCol w:w="1348"/>
+        <w:gridCol w:w="2881"/>
+        <w:gridCol w:w="1086"/>
+        <w:gridCol w:w="1196"/>
+        <w:gridCol w:w="1086"/>
+        <w:gridCol w:w="1219"/>
+        <w:gridCol w:w="1196"/>
+        <w:gridCol w:w="1088"/>
       </w:tblGrid>
       <w:tr>
         <w:trPr>
@@ -13060,7 +13060,7 @@
         </w:trPr>
         <w:tc>
           <w:tcPr>
-            <w:tcW w:type="dxa" w:w="1236"/>
+            <w:tcW w:type="dxa" w:w="2881"/>
           </w:tcPr>
           <w:tcPr/>
           <w:p>
@@ -13071,7 +13071,7 @@
         </w:tc>
         <w:tc>
           <w:tcPr>
-            <w:tcW w:type="dxa" w:w="1346"/>
+            <w:tcW w:type="dxa" w:w="1086"/>
           </w:tcPr>
           <w:tcPr/>
           <w:p>
@@ -13145,7 +13145,7 @@
         </w:tc>
         <w:tc>
           <w:tcPr>
-            <w:tcW w:type="dxa" w:w="1483"/>
+            <w:tcW w:type="dxa" w:w="1196"/>
           </w:tcPr>
           <w:tcPr/>
           <w:p>
@@ -13239,7 +13239,7 @@
         </w:tc>
         <w:tc>
           <w:tcPr>
-            <w:tcW w:type="dxa" w:w="1346"/>
+            <w:tcW w:type="dxa" w:w="1086"/>
           </w:tcPr>
           <w:tcPr/>
           <w:p>
@@ -13313,7 +13313,7 @@
         </w:tc>
         <w:tc>
           <w:tcPr>
-            <w:tcW w:type="dxa" w:w="1510"/>
+            <w:tcW w:type="dxa" w:w="1219"/>
           </w:tcPr>
           <w:tcPr/>
           <w:p>
@@ -13328,7 +13328,7 @@
         </w:tc>
         <w:tc>
           <w:tcPr>
-            <w:tcW w:type="dxa" w:w="1483"/>
+            <w:tcW w:type="dxa" w:w="1196"/>
           </w:tcPr>
           <w:tcPr/>
           <w:p>
@@ -13402,7 +13402,7 @@
         </w:tc>
         <w:tc>
           <w:tcPr>
-            <w:tcW w:type="dxa" w:w="1348"/>
+            <w:tcW w:type="dxa" w:w="1088"/>
           </w:tcPr>
           <w:tcPr/>
           <w:p>
@@ -13463,7 +13463,7 @@
       <w:tr>
         <w:tc>
           <w:tcPr>
-            <w:tcW w:type="dxa" w:w="1236"/>
+            <w:tcW w:type="dxa" w:w="2881"/>
           </w:tcPr>
           <w:tcPr/>
           <w:p>
@@ -13522,84 +13522,18 @@
                   </m:r>
                 </m:sup>
               </m:sSubSup>
-              <m:r>
-                <m:rPr>
-                  <m:sty m:val="p"/>
-                </m:rPr>
-                <w:rPr>
-                  <w:rFonts w:ascii="Times New Roman" w:hAnsi="Times New Roman" w:cs="Times New Roman" w:eastAsia="SimSun"/>
-                </w:rPr>
-                <m:t>/</m:t>
-              </m:r>
-              <m:r>
-                <w:rPr>
-                  <w:rFonts w:ascii="Times New Roman" w:hAnsi="Times New Roman" w:cs="Times New Roman" w:eastAsia="SimSun"/>
-                </w:rPr>
-                <m:t>k</m:t>
-              </m:r>
-              <m:r>
-                <w:rPr>
-                  <w:rFonts w:ascii="Times New Roman" w:hAnsi="Times New Roman" w:cs="Times New Roman" w:eastAsia="SimSun"/>
-                </w:rPr>
-                <m:t>J</m:t>
-              </m:r>
-              <m:r>
-                <m:rPr>
-                  <m:sty m:val="p"/>
-                </m:rPr>
-                <w:rPr>
-                  <w:rFonts w:ascii="Times New Roman" w:hAnsi="Times New Roman" w:cs="Times New Roman" w:eastAsia="SimSun"/>
-                </w:rPr>
-                <m:t>·</m:t>
-              </m:r>
-              <m:r>
-                <w:rPr>
-                  <w:rFonts w:ascii="Times New Roman" w:hAnsi="Times New Roman" w:cs="Times New Roman" w:eastAsia="SimSun"/>
-                </w:rPr>
-                <m:t>m</m:t>
-              </m:r>
-              <m:r>
-                <w:rPr>
-                  <w:rFonts w:ascii="Times New Roman" w:hAnsi="Times New Roman" w:cs="Times New Roman" w:eastAsia="SimSun"/>
-                </w:rPr>
-                <m:t>o</m:t>
-              </m:r>
-              <m:sSup>
-                <m:e>
-                  <m:r>
-                    <w:rPr>
-                      <w:rFonts w:ascii="Times New Roman" w:hAnsi="Times New Roman" w:cs="Times New Roman" w:eastAsia="SimSun"/>
-                    </w:rPr>
-                    <m:t>l</m:t>
-                  </m:r>
-                </m:e>
-                <m:sup>
-                  <m:r>
-                    <m:rPr>
-                      <m:sty m:val="p"/>
-                    </m:rPr>
-                    <w:rPr>
-                      <w:rFonts w:ascii="Times New Roman" w:hAnsi="Times New Roman" w:cs="Times New Roman" w:eastAsia="SimSun"/>
-                    </w:rPr>
-                    <m:t>−</m:t>
-                  </m:r>
-                  <m:r>
-                    <w:rPr>
-                      <w:rFonts w:ascii="Times New Roman" w:hAnsi="Times New Roman" w:cs="Times New Roman" w:eastAsia="SimSun"/>
-                    </w:rPr>
-                    <m:t>1</m:t>
-                  </m:r>
-                </m:sup>
-              </m:sSup>
             </m:oMath>
             <w:r>
-              <w:t xml:space="preserve">​</w:t>
+              <w:t xml:space="preserve"> </w:t>
+            </w:r>
+            <w:r>
+              <w:t xml:space="preserve">/ kJ·mol⁻¹</w:t>
             </w:r>
           </w:p>
         </w:tc>
         <w:tc>
           <w:tcPr>
-            <w:tcW w:type="dxa" w:w="1346"/>
+            <w:tcW w:type="dxa" w:w="1086"/>
           </w:tcPr>
           <w:tcPr/>
           <w:p>
@@ -13614,7 +13548,7 @@
         </w:tc>
         <w:tc>
           <w:tcPr>
-            <w:tcW w:type="dxa" w:w="1483"/>
+            <w:tcW w:type="dxa" w:w="1196"/>
           </w:tcPr>
           <w:tcPr/>
           <w:p>
@@ -13629,7 +13563,7 @@
         </w:tc>
         <w:tc>
           <w:tcPr>
-            <w:tcW w:type="dxa" w:w="1346"/>
+            <w:tcW w:type="dxa" w:w="1086"/>
           </w:tcPr>
           <w:tcPr/>
           <w:p>
@@ -13644,7 +13578,7 @@
         </w:tc>
         <w:tc>
           <w:tcPr>
-            <w:tcW w:type="dxa" w:w="1510"/>
+            <w:tcW w:type="dxa" w:w="1219"/>
           </w:tcPr>
           <w:tcPr/>
           <w:p>
@@ -13659,7 +13593,7 @@
         </w:tc>
         <w:tc>
           <w:tcPr>
-            <w:tcW w:type="dxa" w:w="1483"/>
+            <w:tcW w:type="dxa" w:w="1196"/>
           </w:tcPr>
           <w:tcPr/>
           <w:p>
@@ -13674,7 +13608,7 @@
         </w:tc>
         <w:tc>
           <w:tcPr>
-            <w:tcW w:type="dxa" w:w="1348"/>
+            <w:tcW w:type="dxa" w:w="1088"/>
           </w:tcPr>
           <w:tcPr/>
           <w:p>
@@ -13691,7 +13625,7 @@
       <w:tr>
         <w:tc>
           <w:tcPr>
-            <w:tcW w:type="dxa" w:w="1236"/>
+            <w:tcW w:type="dxa" w:w="2881"/>
           </w:tcPr>
           <w:tcPr/>
           <w:p>
@@ -13729,114 +13663,18 @@
                   </m:r>
                 </m:sup>
               </m:sSubSup>
-              <m:r>
-                <m:rPr>
-                  <m:sty m:val="p"/>
-                </m:rPr>
-                <w:rPr>
-                  <w:rFonts w:ascii="Times New Roman" w:hAnsi="Times New Roman" w:cs="Times New Roman" w:eastAsia="SimSun"/>
-                </w:rPr>
-                <m:t>/</m:t>
-              </m:r>
-              <m:r>
-                <w:rPr>
-                  <w:rFonts w:ascii="Times New Roman" w:hAnsi="Times New Roman" w:cs="Times New Roman" w:eastAsia="SimSun"/>
-                </w:rPr>
-                <m:t>J</m:t>
-              </m:r>
-              <m:r>
-                <m:rPr>
-                  <m:sty m:val="p"/>
-                </m:rPr>
-                <w:rPr>
-                  <w:rFonts w:ascii="Times New Roman" w:hAnsi="Times New Roman" w:cs="Times New Roman" w:eastAsia="SimSun"/>
-                </w:rPr>
-                <m:t>·</m:t>
-              </m:r>
-              <m:r>
-                <w:rPr>
-                  <w:rFonts w:ascii="Times New Roman" w:hAnsi="Times New Roman" w:cs="Times New Roman" w:eastAsia="SimSun"/>
-                </w:rPr>
-                <m:t>m</m:t>
-              </m:r>
-              <m:r>
-                <w:rPr>
-                  <w:rFonts w:ascii="Times New Roman" w:hAnsi="Times New Roman" w:cs="Times New Roman" w:eastAsia="SimSun"/>
-                </w:rPr>
-                <m:t>o</m:t>
-              </m:r>
-              <m:sSup>
-                <m:e>
-                  <m:r>
-                    <w:rPr>
-                      <w:rFonts w:ascii="Times New Roman" w:hAnsi="Times New Roman" w:cs="Times New Roman" w:eastAsia="SimSun"/>
-                    </w:rPr>
-                    <m:t>l</m:t>
-                  </m:r>
-                </m:e>
-                <m:sup>
-                  <m:r>
-                    <m:rPr>
-                      <m:sty m:val="p"/>
-                    </m:rPr>
-                    <w:rPr>
-                      <w:rFonts w:ascii="Times New Roman" w:hAnsi="Times New Roman" w:cs="Times New Roman" w:eastAsia="SimSun"/>
-                    </w:rPr>
-                    <m:t>−</m:t>
-                  </m:r>
-                  <m:r>
-                    <w:rPr>
-                      <w:rFonts w:ascii="Times New Roman" w:hAnsi="Times New Roman" w:cs="Times New Roman" w:eastAsia="SimSun"/>
-                    </w:rPr>
-                    <m:t>1</m:t>
-                  </m:r>
-                </m:sup>
-              </m:sSup>
-              <m:r>
-                <m:rPr>
-                  <m:sty m:val="p"/>
-                </m:rPr>
-                <w:rPr>
-                  <w:rFonts w:ascii="Times New Roman" w:hAnsi="Times New Roman" w:cs="Times New Roman" w:eastAsia="SimSun"/>
-                </w:rPr>
-                <m:t>·</m:t>
-              </m:r>
-              <m:sSup>
-                <m:e>
-                  <m:r>
-                    <w:rPr>
-                      <w:rFonts w:ascii="Times New Roman" w:hAnsi="Times New Roman" w:cs="Times New Roman" w:eastAsia="SimSun"/>
-                    </w:rPr>
-                    <m:t>K</m:t>
-                  </m:r>
-                </m:e>
-                <m:sup>
-                  <m:r>
-                    <m:rPr>
-                      <m:sty m:val="p"/>
-                    </m:rPr>
-                    <w:rPr>
-                      <w:rFonts w:ascii="Times New Roman" w:hAnsi="Times New Roman" w:cs="Times New Roman" w:eastAsia="SimSun"/>
-                    </w:rPr>
-                    <m:t>−</m:t>
-                  </m:r>
-                  <m:r>
-                    <w:rPr>
-                      <w:rFonts w:ascii="Times New Roman" w:hAnsi="Times New Roman" w:cs="Times New Roman" w:eastAsia="SimSun"/>
-                    </w:rPr>
-                    <m:t>1</m:t>
-                  </m:r>
-                </m:sup>
-              </m:sSup>
             </m:oMath>
             <w:r>
-              <w:t xml:space="preserve">​</w:t>
+              <w:t xml:space="preserve"> </w:t>
+            </w:r>
+            <w:r>
+              <w:t xml:space="preserve">/ J·mol⁻¹·K⁻¹</w:t>
             </w:r>
           </w:p>
         </w:tc>
         <w:tc>
           <w:tcPr>
-            <w:tcW w:type="dxa" w:w="1346"/>
+            <w:tcW w:type="dxa" w:w="1086"/>
           </w:tcPr>
           <w:tcPr/>
           <w:p>
@@ -13851,7 +13689,7 @@
         </w:tc>
         <w:tc>
           <w:tcPr>
-            <w:tcW w:type="dxa" w:w="1483"/>
+            <w:tcW w:type="dxa" w:w="1196"/>
           </w:tcPr>
           <w:tcPr/>
           <w:p>
@@ -13866,7 +13704,7 @@
         </w:tc>
         <w:tc>
           <w:tcPr>
-            <w:tcW w:type="dxa" w:w="1346"/>
+            <w:tcW w:type="dxa" w:w="1086"/>
           </w:tcPr>
           <w:tcPr/>
           <w:p>
@@ -13881,7 +13719,7 @@
         </w:tc>
         <w:tc>
           <w:tcPr>
-            <w:tcW w:type="dxa" w:w="1510"/>
+            <w:tcW w:type="dxa" w:w="1219"/>
           </w:tcPr>
           <w:tcPr/>
           <w:p>
@@ -13896,7 +13734,7 @@
         </w:tc>
         <w:tc>
           <w:tcPr>
-            <w:tcW w:type="dxa" w:w="1483"/>
+            <w:tcW w:type="dxa" w:w="1196"/>
           </w:tcPr>
           <w:tcPr/>
           <w:p>
@@ -13911,7 +13749,7 @@
         </w:tc>
         <w:tc>
           <w:tcPr>
-            <w:tcW w:type="dxa" w:w="1348"/>
+            <w:tcW w:type="dxa" w:w="1088"/>
           </w:tcPr>
           <w:tcPr/>
           <w:p>
